--- a/History/chapters/18 - Machines and Manifestos - Renaissance, Enlightenment, and Industry.docx
+++ b/History/chapters/18 - Machines and Manifestos - Renaissance, Enlightenment, and Industry.docx
@@ -42,7 +42,7 @@
         <w:spacing w:after="200"/>
       </w:pPr>
       <w:r>
-        <w:t xml:space="preserve">Two centuries after Copernicus proposed, in 1543, that the Earth orbited the sun, not the other way around, a working method had crystallized out of arguments like his: test a claim against observation and evidence, not against who holds the authority to state it. Galileo, Kepler, and finally Isaac Newton, whose 1687 laws of motion and gravitation unified the falling apple and the orbiting moon under one set of equations, gave the method its proof of concept.</w:t>
+        <w:t xml:space="preserve">In the century and a half after Copernicus proposed, in 1543, that the Earth orbited the sun, not the other way around, a working method had crystallized out of arguments like his: test a claim against observation and evidence, not against who holds the authority to state it. Galileo, Kepler, and finally Isaac Newton, whose 1687 laws of motion and gravitation unified the falling apple and the orbiting moon under one set of equations, gave the method its proof of concept.</w:t>
       </w:r>
     </w:p>
     <w:p>
@@ -82,7 +82,7 @@
         <w:spacing w:after="200"/>
       </w:pPr>
       <w:r>
-        <w:t xml:space="preserve">Industry arrived on a separate but overlapping timeline. James Watt's improved steam engine, patented in 1769, uncoupled work from muscle, wind, and water for the first time in human history, and by the early 1800s it was running textile mills, and by mid-century, railroads. Output per worker rose by multiples that no previous technology, including the plow and the domesticated ox, had ever delivered.</w:t>
+        <w:t xml:space="preserve">Industry arrived on a separate but overlapping timeline. Steam power, made practical by Thomas Newcomen's pumping engine of 1712 and efficient by James Watt's improved engine, patented in 1769, uncoupled work from muscle, wind, and water for the first time in human history, and by the early 1800s it was running textile mills, and by mid-century, railroads. Output per worker rose by multiples that no previous technology, including the plow and the domesticated ox, had ever delivered.</w:t>
       </w:r>
     </w:p>
     <w:p>
@@ -154,7 +154,7 @@
           <w:i/>
           <w:iCs/>
         </w:rPr>
-        <w:t xml:space="preserve">Reason, applied to nature, produced science. Reason, applied to government, produced revolutions. Reason, applied to labor, produced an industrial output that could arm a continent faster than any war before it needed weapons found or forged. Within a century and a half of Newton's laws, the same continent that produced them had assembled an alliance system, an arms industry, and a railway timetable that made a general war very nearly automatic. The tools got better. This chapter is the first sign the wisdom to match them had not kept pace.</w:t>
+        <w:t xml:space="preserve">Reason, applied to nature, produced science. Reason, applied to government, produced revolutions. Reason, applied to labor, produced an industrial output that could arm a continent faster than any war before it needed weapons found or forged. Within a little over two centuries of Newton's laws, the same continent that produced them had assembled an alliance system, an arms industry, and a railway timetable that made a general war very nearly automatic. The tools got better. This chapter is the first sign the wisdom to match them had not kept pace.</w:t>
       </w:r>
     </w:p>
     <w:sectPr>
